--- a/src/Parchment.Tests/Docx/TokenOverrideTests.HtmlProperty.verified.docx
+++ b/src/Parchment.Tests/Docx/TokenOverrideTests.HtmlProperty.verified.docx
@@ -71,7 +71,7 @@
       <p2:lvlText p2:val=""/>
       <p2:lvlJc p2:val="left"/>
       <p2:pPr>
-        <p2:ind p2:left="720" p2:hanging="360"/>
+        <p2:ind p2:left="480" p2:hanging="240"/>
       </p2:pPr>
       <p2:rPr>
         <p2:rFonts p2:ascii="Symbol" p2:hAnsi="Symbol"/>
@@ -83,7 +83,7 @@
       <p2:lvlText p2:val="o"/>
       <p2:lvlJc p2:val="left"/>
       <p2:pPr>
-        <p2:ind p2:left="1440" p2:hanging="360"/>
+        <p2:ind p2:left="960" p2:hanging="240"/>
       </p2:pPr>
       <p2:rPr>
         <p2:rFonts p2:ascii="Courier New" p2:hAnsi="Courier New"/>
@@ -95,7 +95,7 @@
       <p2:lvlText p2:val=""/>
       <p2:lvlJc p2:val="left"/>
       <p2:pPr>
-        <p2:ind p2:left="2160" p2:hanging="360"/>
+        <p2:ind p2:left="1440" p2:hanging="240"/>
       </p2:pPr>
       <p2:rPr>
         <p2:rFonts p2:ascii="Wingdings" p2:hAnsi="Wingdings"/>
@@ -107,7 +107,7 @@
       <p2:lvlText p2:val=""/>
       <p2:lvlJc p2:val="left"/>
       <p2:pPr>
-        <p2:ind p2:left="2880" p2:hanging="360"/>
+        <p2:ind p2:left="1920" p2:hanging="240"/>
       </p2:pPr>
       <p2:rPr>
         <p2:rFonts p2:ascii="Symbol" p2:hAnsi="Symbol"/>
@@ -119,7 +119,7 @@
       <p2:lvlText p2:val="o"/>
       <p2:lvlJc p2:val="left"/>
       <p2:pPr>
-        <p2:ind p2:left="3600" p2:hanging="360"/>
+        <p2:ind p2:left="2400" p2:hanging="240"/>
       </p2:pPr>
       <p2:rPr>
         <p2:rFonts p2:ascii="Courier New" p2:hAnsi="Courier New"/>
@@ -131,7 +131,7 @@
       <p2:lvlText p2:val=""/>
       <p2:lvlJc p2:val="left"/>
       <p2:pPr>
-        <p2:ind p2:left="4320" p2:hanging="360"/>
+        <p2:ind p2:left="2880" p2:hanging="240"/>
       </p2:pPr>
       <p2:rPr>
         <p2:rFonts p2:ascii="Wingdings" p2:hAnsi="Wingdings"/>
@@ -143,7 +143,7 @@
       <p2:lvlText p2:val=""/>
       <p2:lvlJc p2:val="left"/>
       <p2:pPr>
-        <p2:ind p2:left="5040" p2:hanging="360"/>
+        <p2:ind p2:left="3360" p2:hanging="240"/>
       </p2:pPr>
       <p2:rPr>
         <p2:rFonts p2:ascii="Symbol" p2:hAnsi="Symbol"/>
@@ -155,7 +155,7 @@
       <p2:lvlText p2:val="o"/>
       <p2:lvlJc p2:val="left"/>
       <p2:pPr>
-        <p2:ind p2:left="5760" p2:hanging="360"/>
+        <p2:ind p2:left="3840" p2:hanging="240"/>
       </p2:pPr>
       <p2:rPr>
         <p2:rFonts p2:ascii="Courier New" p2:hAnsi="Courier New"/>
@@ -167,7 +167,7 @@
       <p2:lvlText p2:val=""/>
       <p2:lvlJc p2:val="left"/>
       <p2:pPr>
-        <p2:ind p2:left="6480" p2:hanging="360"/>
+        <p2:ind p2:left="4320" p2:hanging="240"/>
       </p2:pPr>
       <p2:rPr>
         <p2:rFonts p2:ascii="Wingdings" p2:hAnsi="Wingdings"/>
